--- a/az/stories/at-the-bookstore.docx
+++ b/az/stories/at-the-bookstore.docx
@@ -4,199 +4,190 @@
   <w:body>
     <w:p>
       <w:pPr>
-        <w:pStyle w:val="Heading1"/>
+        <w:spacing w:before="0" w:after="60"/>
+        <w:jc w:val="left"/>
       </w:pPr>
       <w:r>
+        <w:rPr>
+          <w:rFonts w:ascii="Arial" w:hAnsi="Arial" w:eastAsia="Arial"/>
+          <w:i w:val="0"/>
+          <w:color w:val="000000"/>
+          <w:sz w:val="52"/>
+        </w:rPr>
         <w:t>Kitab dükanında</w:t>
       </w:r>
     </w:p>
     <w:p>
       <w:pPr>
-        <w:ind w:firstLine="425"/>
-        <w:jc w:val="both"/>
+        <w:jc w:val="left"/>
       </w:pPr>
       <w:r>
         <w:rPr>
-          <w:rFonts w:ascii="Times New Roman" w:hAnsi="Times New Roman" w:cs="Times New Roman"/>
-          <w:b w:val="0"/>
+          <w:rFonts w:ascii="Arial" w:hAnsi="Arial" w:eastAsia="Arial"/>
           <w:i w:val="0"/>
-          <w:sz w:val="24"/>
+          <w:color w:val="000000"/>
+          <w:sz w:val="22"/>
         </w:rPr>
-        <w:t>Həkimlik oxuyan bir tələbə Bursadakı «Bilge» kitab evinin rəflərini ələk-vələk edib nəhayət axtardığı kitabı tapdığına çox sevindi. Kitabın arxasını çevirəndə gördüyü qiymət üzündəki təbəssümü dondurdu. Büruzə vermədən səhifələri sürətlə vərəqlədi, axtardığı bölməni tapdı. Kitab evinin sahiblərinə gizlicə baxdı — ikisinin də başı müştərilərlə qarışıq idi. Müəlliminin tapşırdığı yeri bir nəfəsə oxudu, sonra dükanı tərk etdi.</w:t>
+        <w:t>Tibb təhsili alan bir tələbə Bursadakı “Bilge” kitab evində uzun axtarışdan sonra lazım olan kitabı tapdı. Arxa üzündəki qiyməti görəndə təbəssümü dondu: kitabı almağa imkanı yox idi.</w:t>
       </w:r>
     </w:p>
     <w:p>
       <w:pPr>
-        <w:ind w:firstLine="425"/>
-        <w:jc w:val="both"/>
+        <w:jc w:val="left"/>
       </w:pPr>
       <w:r>
         <w:rPr>
-          <w:rFonts w:ascii="Times New Roman" w:hAnsi="Times New Roman" w:cs="Times New Roman"/>
-          <w:b w:val="0"/>
+          <w:rFonts w:ascii="Arial" w:hAnsi="Arial" w:eastAsia="Arial"/>
           <w:i w:val="0"/>
-          <w:sz w:val="24"/>
+          <w:color w:val="000000"/>
+          <w:sz w:val="22"/>
         </w:rPr>
-        <w:t>Ertəsi gün yenə gəldi, kitabın yerləşdiyi rəfə yaxınlaşdı. Rəflər sanki onu kənar gözlərdən gizlədirdi. Tez ona lazım olan səhifəni açıb oxumağa başladı.</w:t>
+        <w:t>Bunu büruzə vermədən səhifələri vərəqləyib müəllimin tapşırdığı bölməni tapdı. Dükan sahiblərinin müştərilərlə məşğul olduğunu görüb mətni sürətlə oxudu və çıxdı.</w:t>
       </w:r>
     </w:p>
     <w:p>
       <w:pPr>
-        <w:ind w:firstLine="425"/>
-        <w:jc w:val="both"/>
+        <w:jc w:val="left"/>
       </w:pPr>
       <w:r>
         <w:rPr>
-          <w:rFonts w:ascii="Times New Roman" w:hAnsi="Times New Roman" w:cs="Times New Roman"/>
-          <w:b w:val="0"/>
+          <w:rFonts w:ascii="Arial" w:hAnsi="Arial" w:eastAsia="Arial"/>
           <w:i w:val="0"/>
-          <w:sz w:val="24"/>
+          <w:color w:val="000000"/>
+          <w:sz w:val="22"/>
         </w:rPr>
-        <w:t>Tələbə təxminən bir ay boyu iki gündən bir kitab evinə gedib dərsini oxudu. Məkanın hər iki sahibi bunu heç fərqinə də varmadı. Buraxılış imtahanlarına bir həftə qalmış yenə kitab evinə baş çəkdi. Kitabın olduğu rəfə yaxınlaşdı, amma onu tapa bilmədi. Alt rəfə, üst rəfə baxdı, yenə tapmadı. Gəncin rəngi qaçdı. Büruzə vermədən bütün rəfləri axtardı — kitab satılmışdı. Üzü ağappaq, oranı tərk edərkən bir ay ərzində ilk dəfə kitab evinin iki sahibi ilə üz-üzə gəldi.</w:t>
+        <w:t>Sonrakı bir ay ərzində tələbə iki gündən bir kitab evinə gəlib rəflərin arasında dərsini oxudu. Buraxılış imtahanlarına bir həftə qalmış yenə gəldi, amma kitabı yerində tapa bilmədi. Bütün rəfləri axtardı; kitab sanki yoxa çıxmışdı.</w:t>
       </w:r>
     </w:p>
     <w:p>
       <w:pPr>
-        <w:ind w:firstLine="425"/>
-        <w:jc w:val="both"/>
+        <w:jc w:val="left"/>
       </w:pPr>
       <w:r>
         <w:rPr>
-          <w:rFonts w:ascii="Times New Roman" w:hAnsi="Times New Roman" w:cs="Times New Roman"/>
-          <w:b w:val="0"/>
+          <w:rFonts w:ascii="Arial" w:hAnsi="Arial" w:eastAsia="Arial"/>
           <w:i w:val="0"/>
-          <w:sz w:val="24"/>
+          <w:color w:val="000000"/>
+          <w:sz w:val="22"/>
         </w:rPr>
-        <w:t>— Xoş gördük, — dedilər.</w:t>
+        <w:t>Üzü ağarmış halda getmək istəyərkən dükan sahibləri onu saxladılar:</w:t>
       </w:r>
     </w:p>
     <w:p>
       <w:pPr>
-        <w:ind w:firstLine="425"/>
-        <w:jc w:val="both"/>
+        <w:jc w:val="left"/>
       </w:pPr>
       <w:r>
         <w:rPr>
-          <w:rFonts w:ascii="Times New Roman" w:hAnsi="Times New Roman" w:cs="Times New Roman"/>
-          <w:b w:val="0"/>
+          <w:rFonts w:ascii="Arial" w:hAnsi="Arial" w:eastAsia="Arial"/>
           <w:i w:val="0"/>
-          <w:sz w:val="24"/>
+          <w:color w:val="000000"/>
+          <w:sz w:val="22"/>
         </w:rPr>
-        <w:t>— Xoş gününüz olsun...</w:t>
+        <w:t>— Buyur, əyləş. Sənə sözümüz var.</w:t>
       </w:r>
     </w:p>
     <w:p>
       <w:pPr>
-        <w:ind w:firstLine="425"/>
-        <w:jc w:val="both"/>
+        <w:jc w:val="left"/>
       </w:pPr>
       <w:r>
         <w:rPr>
-          <w:rFonts w:ascii="Times New Roman" w:hAnsi="Times New Roman" w:cs="Times New Roman"/>
-          <w:b w:val="0"/>
+          <w:rFonts w:ascii="Arial" w:hAnsi="Arial" w:eastAsia="Arial"/>
           <w:i w:val="0"/>
-          <w:sz w:val="24"/>
+          <w:color w:val="000000"/>
+          <w:sz w:val="22"/>
         </w:rPr>
-        <w:t>— Buyurun, əyləşin. Sizə bir sözümüz var.</w:t>
+        <w:t>Kitabçılardan biri masasının altından həmin kitabı çıxardı:</w:t>
       </w:r>
     </w:p>
     <w:p>
       <w:pPr>
-        <w:ind w:firstLine="425"/>
-        <w:jc w:val="both"/>
+        <w:jc w:val="left"/>
       </w:pPr>
       <w:r>
         <w:rPr>
-          <w:rFonts w:ascii="Times New Roman" w:hAnsi="Times New Roman" w:cs="Times New Roman"/>
-          <w:b w:val="0"/>
+          <w:rFonts w:ascii="Arial" w:hAnsi="Arial" w:eastAsia="Arial"/>
           <w:i w:val="0"/>
-          <w:sz w:val="24"/>
+          <w:color w:val="000000"/>
+          <w:sz w:val="22"/>
         </w:rPr>
-        <w:t>Tələbə səssizcə göstərilən stulda oturdu.</w:t>
+        <w:t>— Bu yaxınlarda bir müştəri qiymətini soruşdu və almaq istəyirdi. Mən kitabı rəfdən götürüb sənin üçün saxladım. Burada oturub oxuya bilərsən.</w:t>
       </w:r>
     </w:p>
     <w:p>
       <w:pPr>
-        <w:ind w:firstLine="425"/>
-        <w:jc w:val="both"/>
+        <w:jc w:val="left"/>
       </w:pPr>
       <w:r>
         <w:rPr>
-          <w:rFonts w:ascii="Times New Roman" w:hAnsi="Times New Roman" w:cs="Times New Roman"/>
-          <w:b w:val="0"/>
+          <w:rFonts w:ascii="Arial" w:hAnsi="Arial" w:eastAsia="Arial"/>
           <w:i w:val="0"/>
-          <w:sz w:val="24"/>
+          <w:color w:val="000000"/>
+          <w:sz w:val="22"/>
         </w:rPr>
-        <w:t>Kitabçı əlini masasının altına uzatdı və gəncin qorxu dolu baxışları altında kitabı çıxardı:</w:t>
+        <w:t>Gənc təhsilini bitirib həkim olduqdan sonra da həmin iki kitabçını unutmadı. İmkanı olmayan xəstələrdən heç vaxt pul almadı.</w:t>
       </w:r>
     </w:p>
     <w:p>
       <w:pPr>
-        <w:ind w:firstLine="425"/>
-        <w:jc w:val="both"/>
+        <w:pStyle w:val="Moral"/>
+        <w:keepNext/>
+        <w:keepLines/>
+        <w:widowControl/>
+        <w:spacing w:before="240" w:after="180" w:line="283" w:lineRule="auto"/>
+        <w:ind w:left="240" w:right="240"/>
+        <w:jc w:val="left"/>
+        <w:pBdr>
+          <w:top w:val="single" w:sz="8" w:space="7" w:color="E8D59A"/>
+          <w:left w:val="single" w:sz="32" w:space="11" w:color="C6A23A"/>
+          <w:bottom w:val="single" w:sz="8" w:space="7" w:color="E8D59A"/>
+          <w:right w:val="single" w:sz="8" w:space="11" w:color="E8D59A"/>
+        </w:pBdr>
+        <w:shd w:val="clear" w:color="auto" w:fill="FFF8E1"/>
       </w:pPr>
       <w:r>
         <w:rPr>
-          <w:rFonts w:ascii="Times New Roman" w:hAnsi="Times New Roman" w:cs="Times New Roman"/>
+          <w:rFonts w:ascii="Arial" w:hAnsi="Arial" w:eastAsia="Arial" w:cs="Arial"/>
+          <w:b/>
+          <w:i w:val="0"/>
+          <w:color w:val="9A7417"/>
+          <w:sz w:val="22"/>
+        </w:rPr>
+        <w:t xml:space="preserve">İbrət: </w:t>
+      </w:r>
+      <w:r>
+        <w:rPr>
+          <w:rFonts w:ascii="Arial" w:hAnsi="Arial" w:eastAsia="Arial" w:cs="Arial"/>
           <w:b w:val="0"/>
           <w:i w:val="0"/>
-          <w:sz w:val="24"/>
+          <w:color w:val="3F3826"/>
+          <w:sz w:val="22"/>
         </w:rPr>
-        <w:t>— Bu yaxınlarda biri gəlib kitabın qiymətini soruşdu, almağa niyyətli görünürdü. Mən də kitabı rəfdən götürüb sənin üçün saxladım. Buradan alıb oxuya bilərsən, — dedi.</w:t>
+        <w:t>Kiçik bir xeyirxahlıq insan qəlbində ömürlük iz qoya bilər. Yaxşılıq görən insan çox vaxt onu başqalarına ötürür.</w:t>
       </w:r>
     </w:p>
     <w:p>
       <w:pPr>
-        <w:ind w:firstLine="425"/>
-        <w:jc w:val="both"/>
+        <w:keepLines/>
+        <w:widowControl/>
+        <w:spacing w:before="60" w:after="0" w:line="240" w:lineRule="auto"/>
+        <w:jc w:val="right"/>
       </w:pPr>
       <w:r>
         <w:rPr>
-          <w:rFonts w:ascii="Times New Roman" w:hAnsi="Times New Roman" w:cs="Times New Roman"/>
-          <w:b w:val="0"/>
-          <w:i w:val="0"/>
-          <w:sz w:val="24"/>
-        </w:rPr>
-        <w:t>Gənc tələbə təhsilini bitirib həkim olandan sonra da Vural və Mustafa bəyi heç vaxt unutmadı. İmkansız xəstələrindən heç vaxt pul almadı.</w:t>
-      </w:r>
-    </w:p>
-    <w:p>
-      <w:pPr>
-        <w:spacing w:after="40"/>
-      </w:pPr>
-    </w:p>
-    <w:p>
-      <w:pPr>
-        <w:pBdr>
-          <w:top w:val="single" w:sz="4" w:space="6" w:color="D9C7A3"/>
-          <w:left w:val="single" w:sz="24" w:space="12" w:color="B8860B"/>
-          <w:bottom w:val="single" w:sz="4" w:space="6" w:color="D9C7A3"/>
-          <w:right w:val="single" w:sz="4" w:space="10" w:color="D9C7A3"/>
-        </w:pBdr>
-        <w:shd w:val="clear" w:color="auto" w:fill="FBF6EA"/>
-        <w:spacing w:before="0" w:after="60"/>
-        <w:ind w:left="227" w:right="113"/>
-        <w:jc w:val="both"/>
-      </w:pPr>
-      <w:r>
-        <w:rPr>
-          <w:rFonts w:ascii="Times New Roman" w:hAnsi="Times New Roman" w:cs="Times New Roman"/>
+          <w:rFonts w:ascii="Arial" w:hAnsi="Arial" w:eastAsia="Arial" w:cs="Arial"/>
           <w:b w:val="0"/>
           <w:i/>
-          <w:color w:val="333333"/>
-          <w:sz w:val="24"/>
+          <w:color w:val="8A7950"/>
+          <w:sz w:val="17"/>
         </w:rPr>
-        <w:t>Bir kiçik xeyirxahlıq bir insanın qəlbində ömürlük iz qoyur. Yaxşılıq gördüyü insan sonra onu başqalarına ötürür.</w:t>
+        <w:t>Hekayə açıq İnternet mənbələrindən əldə olunub.</w:t>
       </w:r>
-    </w:p>
-    <w:p>
-      <w:pPr>
-        <w:spacing w:after="120"/>
-      </w:pPr>
     </w:p>
     <w:sectPr>
       <w:pgSz w:w="12240" w:h="15840"/>
-      <w:pgMar w:top="1417" w:right="1417" w:bottom="1417" w:left="1417" w:header="720" w:footer="720" w:gutter="0"/>
+      <w:pgMar w:top="1440" w:right="1440" w:bottom="1440" w:left="1440" w:header="708" w:footer="708" w:gutter="0"/>
       <w:cols w:space="720"/>
       <w:docGrid w:linePitch="360"/>
     </w:sectPr>
@@ -568,12 +559,12 @@
     <w:qFormat/>
     <w:rsid w:val="00FC693F"/>
     <w:pPr>
-      <w:spacing w:line="276" w:lineRule="auto" w:after="120" w:before="0"/>
-      <w:jc w:val="both"/>
+      <w:spacing w:before="0" w:after="160" w:line="276" w:lineRule="auto"/>
     </w:pPr>
     <w:rPr>
-      <w:rFonts w:ascii="Times New Roman" w:hAnsi="Times New Roman" w:cs="Times New Roman"/>
-      <w:sz w:val="24"/>
+      <w:rFonts w:ascii="Arial" w:hAnsi="Arial" w:eastAsia="Arial"/>
+      <w:color w:val="000000"/>
+      <w:sz w:val="22"/>
     </w:rPr>
   </w:style>
   <w:style w:type="paragraph" w:styleId="Header">
@@ -631,17 +622,15 @@
     <w:pPr>
       <w:keepNext/>
       <w:keepLines/>
-      <w:spacing w:before="360" w:after="160"/>
-      <w:jc w:val="left"/>
+      <w:spacing w:before="480" w:after="0"/>
       <w:outlineLvl w:val="0"/>
     </w:pPr>
     <w:rPr>
-      <w:rFonts w:asciiTheme="majorHAnsi" w:eastAsiaTheme="majorEastAsia" w:hAnsiTheme="majorHAnsi" w:cstheme="majorBidi" w:ascii="Times New Roman" w:hAnsi="Times New Roman" w:cs="Times New Roman"/>
+      <w:rFonts w:asciiTheme="majorHAnsi" w:eastAsiaTheme="majorEastAsia" w:hAnsiTheme="majorHAnsi" w:cstheme="majorBidi"/>
       <w:b/>
       <w:bCs/>
-      <w:i w:val="0"/>
-      <w:color w:val="1F1F1F"/>
-      <w:sz w:val="30"/>
+      <w:color w:val="365F91" w:themeColor="accent1" w:themeShade="BF"/>
+      <w:sz w:val="28"/>
       <w:szCs w:val="28"/>
     </w:rPr>
   </w:style>
@@ -12259,6 +12248,18 @@
         <w:shd w:val="clear" w:color="auto" w:fill="FBCAA2" w:themeFill="accent6" w:themeFillTint="7F"/>
       </w:tcPr>
     </w:tblStylePr>
+  </w:style>
+  <w:style w:type="paragraph" w:customStyle="1" w:styleId="Moral">
+    <w:name w:val="Moral"/>
+    <w:basedOn w:val="Normal"/>
+    <w:pPr>
+      <w:spacing w:before="160" w:after="0" w:line="276" w:lineRule="auto"/>
+    </w:pPr>
+    <w:rPr>
+      <w:rFonts w:ascii="Arial" w:hAnsi="Arial" w:eastAsia="Arial"/>
+      <w:i/>
+      <w:sz w:val="22"/>
+    </w:rPr>
   </w:style>
 </w:styles>
 </file>
